--- a/content-drive/celulares/index.docx
+++ b/content-drive/celulares/index.docx
@@ -243,6 +243,29 @@
                 <w:t xml:space="preserve">https://cca7ebd1-f76f-47d0-a949-b4b8618f05e5.mock.pstmn.io/api/v1/products/detail</w:t>
               </w:r>
             </w:hyperlink>
+          </w:p>
+        </w:tc>
+      </w:tr>
+      <w:tr>
+        <w:tc>
+          <w:tcPr>
+            <w:tcW w:w="2160" w:type="dxa"/>
+          </w:tcPr>
+          <w:p>
+            <w:r>
+              <w:t xml:space="preserve">Preview Sku</w:t>
+            </w:r>
+          </w:p>
+        </w:tc>
+        <w:tc>
+          <w:tcPr>
+            <w:tcW w:w="7200" w:type="dxa"/>
+            <w:gridSpan w:val="2"/>
+          </w:tcPr>
+          <w:p>
+            <w:r>
+              <w:t xml:space="preserve">iph-15-128-blk</w:t>
+            </w:r>
           </w:p>
         </w:tc>
       </w:tr>

--- a/content-drive/celulares/index.docx
+++ b/content-drive/celulares/index.docx
@@ -253,29 +253,6 @@
           </w:tcPr>
           <w:p>
             <w:r>
-              <w:t xml:space="preserve">Preview Sku</w:t>
-            </w:r>
-          </w:p>
-        </w:tc>
-        <w:tc>
-          <w:tcPr>
-            <w:tcW w:w="7200" w:type="dxa"/>
-            <w:gridSpan w:val="2"/>
-          </w:tcPr>
-          <w:p>
-            <w:r>
-              <w:t xml:space="preserve">iph-15-128-blk</w:t>
-            </w:r>
-          </w:p>
-        </w:tc>
-      </w:tr>
-      <w:tr>
-        <w:tc>
-          <w:tcPr>
-            <w:tcW w:w="2160" w:type="dxa"/>
-          </w:tcPr>
-          <w:p>
-            <w:r>
               <w:t xml:space="preserve">Back Text</w:t>
             </w:r>
           </w:p>
@@ -648,75 +625,6 @@
           </w:tcPr>
           <w:p>
             <w:r>
-              <w:t xml:space="preserve">Alert Duration</w:t>
-            </w:r>
-          </w:p>
-        </w:tc>
-        <w:tc>
-          <w:tcPr>
-            <w:tcW w:w="7200" w:type="dxa"/>
-            <w:gridSpan w:val="2"/>
-          </w:tcPr>
-          <w:p>
-            <w:r>
-              <w:t xml:space="preserve">5</w:t>
-            </w:r>
-          </w:p>
-        </w:tc>
-      </w:tr>
-      <w:tr>
-        <w:tc>
-          <w:tcPr>
-            <w:tcW w:w="2160" w:type="dxa"/>
-          </w:tcPr>
-          <w:p>
-            <w:r>
-              <w:t xml:space="preserve">Alert Color</w:t>
-            </w:r>
-          </w:p>
-        </w:tc>
-        <w:tc>
-          <w:tcPr>
-            <w:tcW w:w="7200" w:type="dxa"/>
-            <w:gridSpan w:val="2"/>
-          </w:tcPr>
-          <w:p>
-            <w:r>
-              <w:t xml:space="preserve">error</w:t>
-            </w:r>
-          </w:p>
-        </w:tc>
-      </w:tr>
-      <w:tr>
-        <w:tc>
-          <w:tcPr>
-            <w:tcW w:w="2160" w:type="dxa"/>
-          </w:tcPr>
-          <w:p>
-            <w:r>
-              <w:t xml:space="preserve">Error Response Message</w:t>
-            </w:r>
-          </w:p>
-        </w:tc>
-        <w:tc>
-          <w:tcPr>
-            <w:tcW w:w="7200" w:type="dxa"/>
-            <w:gridSpan w:val="2"/>
-          </w:tcPr>
-          <w:p>
-            <w:r>
-              <w:t xml:space="preserve">No pudimos cargar el celular. Intenta de nuevo más tarde.</w:t>
-            </w:r>
-          </w:p>
-        </w:tc>
-      </w:tr>
-      <w:tr>
-        <w:tc>
-          <w:tcPr>
-            <w:tcW w:w="2160" w:type="dxa"/>
-          </w:tcPr>
-          <w:p>
-            <w:r>
               <w:t xml:space="preserve">Empty List Title</w:t>
             </w:r>
           </w:p>
@@ -728,7 +636,7 @@
           </w:tcPr>
           <w:p>
             <w:r>
-              <w:t xml:space="preserve">Este celular no está disponible</w:t>
+              <w:t xml:space="preserve">Este celular no existe</w:t>
             </w:r>
           </w:p>
         </w:tc>
@@ -751,7 +659,7 @@
           </w:tcPr>
           <w:p>
             <w:r>
-              <w:t xml:space="preserve">Puede que ya no esté a la venta. Mira otros celulares.</w:t>
+              <w:t xml:space="preserve">Revisa el enlace o mira todos nuestros celulares.</w:t>
             </w:r>
           </w:p>
         </w:tc>

--- a/content-drive/celulares/index.docx
+++ b/content-drive/celulares/index.docx
@@ -141,7 +141,7 @@
           </w:tcPr>
           <w:p>
             <w:r>
-              <w:t xml:space="preserve">{product}</w:t>
+              <w:t xml:space="preserve">{dynamic-name}</w:t>
             </w:r>
           </w:p>
         </w:tc>

--- a/content-drive/celulares/index.docx
+++ b/content-drive/celulares/index.docx
@@ -141,7 +141,7 @@
           </w:tcPr>
           <w:p>
             <w:r>
-              <w:t xml:space="preserve">{dynamic-name}</w:t>
+              <w:t xml:space="preserve">{breadcrumb-name}</w:t>
             </w:r>
           </w:p>
         </w:tc>

--- a/content-drive/celulares/index.docx
+++ b/content-drive/celulares/index.docx
@@ -141,7 +141,7 @@
           </w:tcPr>
           <w:p>
             <w:r>
-              <w:t xml:space="preserve">{breadcrumb-name}</w:t>
+              <w:t xml:space="preserve">{breadcrumb.name}</w:t>
             </w:r>
           </w:p>
         </w:tc>

--- a/content-drive/celulares/index.docx
+++ b/content-drive/celulares/index.docx
@@ -141,7 +141,7 @@
           </w:tcPr>
           <w:p>
             <w:r>
-              <w:t xml:space="preserve">{breadcrumb.name}</w:t>
+              <w:t xml:space="preserve">{store.breadcrumb.name}</w:t>
             </w:r>
           </w:p>
         </w:tc>
